--- a/verification/publication_package/01_Manuscript/Cover Letter.docx
+++ b/verification/publication_package/01_Manuscript/Cover Letter.docx
@@ -22,7 +22,7 @@
     </w:p>
     <w:p>
       <w:r>
-        <w:t>We are pleased to submit the manuscript “HEEH-V1 Benchmarking Under Public Provenance, Reference-Implementation Agreement, IBSI Configuration D Verification, and a Fixed Runtime Protocol” for consideration as a research-software and methods article. The manuscript reports a conservative, fully reproducible benchmark evaluation of HEEH-V1(TM) DICOM Viewer, version 1.0.2 — research and education software (Python/Streamlit, MIT License) — together with its complete measured evidence package.</w:t>
+        <w:t>We are pleased to submit the manuscript “HEEH-V1 DICOM Viewer: A Reproducible Radiomics and Privacy-Export Benchmark with Exact PyRadiomics Agreement on a Real Public CT Series” for consideration as a research-software and methods article. The manuscript reports a conservative, fully reproducible benchmark evaluation of HEEH-V1(TM) DICOM Viewer, version 1.0.2 — research and education software (Python/Streamlit, MIT License) — together with its complete measured evidence package.</w:t>
       </w:r>
     </w:p>
     <w:p>

--- a/verification/publication_package/01_Manuscript/Cover Letter.docx
+++ b/verification/publication_package/01_Manuscript/Cover Letter.docx
@@ -44,7 +44,7 @@
         <w:t xml:space="preserve">What is measured. </w:t>
       </w:r>
       <w:r>
-        <w:t>Six independently measured outcome families are reported: (1) radiomics agreement on a synthetic CT phantom water ROI (mean = −0.04 HU, std = 10.02 HU; within the pre-specified tolerances 0.00 ± 3.00 HU and 10.00 ± 2.00 HU); (2) matched first-order agreement with the external reference implementation PyRadiomics v3.0.1 on an identical synthetic ROI (all absolute errors 0.0 at the declared 1e-6 tolerance); (3) verification against the official IBSI Configuration D reference values for the CT radiomics phantom, with all 270 populated reference rows reproduced (270/270) through the configured Z-Rad reference pipeline and the application’s dedicated 3D workflow; (4) export/privacy validation on 40 generated challenge fixtures with defined ground truth (sensitivity = 1.000, specificity = 1.000); and (5) runtime/memory behavior under a fixed protocol (mean elapsed 0.003887 s, mean peak memory 0.030 MB across 20 runs of the recorded workload); and (6) a full-series statistical study on the downloaded TCIA series: exact (0.0) first-order agreement with PyRadiomics v3.0.1 on all 172 slice ROIs and at five ROI radii (12-36 mm), air-region CT-number calibration within the +/-30 HU band on every slice (worst 14.39 HU), successful export round trips for all 172 real de-identified slices with 11/11 manifest-corruption probes rejected, and a quantitative decomposition of the recorded IBSI morphology disagreements (58/66) into signed convention-related deviations (volumes -3.3%, surface +8.3%, ratios up to +12.0%).</w:t>
+        <w:t>Six independently measured outcome families are reported: (1) radiomics agreement on a synthetic CT phantom water ROI (mean = −0.04 HU, std = 10.02 HU; within the pre-specified tolerances 0.00 ± 3.00 HU and 10.00 ± 2.00 HU); (2) matched first-order agreement with the external reference implementation PyRadiomics v3.0.1 on an identical synthetic ROI (all absolute errors 0.0 at the declared 1e-6 tolerance); (3) verification against the official IBSI Configuration D reference values for the CT radiomics phantom, with all 270 populated reference rows reproduced (270/270) through the configured Z-Rad reference pipeline and the application’s dedicated 3D workflow; (4) export/privacy validation on 40 generated challenge fixtures with defined ground truth (sensitivity = 1.000, specificity = 1.000); (5) runtime/memory behavior under a fixed protocol (mean elapsed 0.003887 s, mean peak memory 0.030 MB across 20 runs of the recorded workload); and (6) a full-series statistical study on the downloaded TCIA series: exact (0.0) first-order agreement with PyRadiomics v3.0.1 on all 172 slice ROIs and at five ROI radii (12-36 mm), air-region CT-number calibration within the +/-30 HU band on every slice (worst 14.39 HU), successful export round trips for all 172 real de-identified slices with 11/11 manifest-corruption probes rejected, and a quantitative decomposition of the recorded IBSI morphology disagreements (58/66) into signed convention-related deviations (volumes -3.3%, surface +8.3%, ratios up to +12.0%).</w:t>
       </w:r>
     </w:p>
     <w:p>
